--- a/sqt/Md.docx
+++ b/sqt/Md.docx
@@ -45,19 +45,7 @@
           <w:rPr>
             <w:rStyle w:val="Hyperlink"/>
           </w:rPr>
-          <w:t>shadmansakibalam@gm</w:t>
-        </w:r>
-        <w:r>
-          <w:rPr>
-            <w:rStyle w:val="Hyperlink"/>
-          </w:rPr>
-          <w:t>a</w:t>
-        </w:r>
-        <w:r>
-          <w:rPr>
-            <w:rStyle w:val="Hyperlink"/>
-          </w:rPr>
-          <w:t>il.com</w:t>
+          <w:t>shadmansakibalam@gmail.com</w:t>
         </w:r>
       </w:hyperlink>
       <w:r>
@@ -71,19 +59,7 @@
           <w:rPr>
             <w:rStyle w:val="Hyperlink"/>
           </w:rPr>
-          <w:t>Link</w:t>
-        </w:r>
-        <w:r>
-          <w:rPr>
-            <w:rStyle w:val="Hyperlink"/>
-          </w:rPr>
-          <w:t>e</w:t>
-        </w:r>
-        <w:r>
-          <w:rPr>
-            <w:rStyle w:val="Hyperlink"/>
-          </w:rPr>
-          <w:t>dIn</w:t>
+          <w:t>LinkedIn</w:t>
         </w:r>
       </w:hyperlink>
       <w:r>
@@ -97,23 +73,14 @@
           <w:rPr>
             <w:rStyle w:val="Hyperlink"/>
           </w:rPr>
-          <w:t>G</w:t>
-        </w:r>
-        <w:r>
-          <w:rPr>
-            <w:rStyle w:val="Hyperlink"/>
-          </w:rPr>
-          <w:t>i</w:t>
-        </w:r>
-        <w:r>
-          <w:rPr>
-            <w:rStyle w:val="Hyperlink"/>
-          </w:rPr>
-          <w:t>tHub</w:t>
+          <w:t>GitHub</w:t>
         </w:r>
       </w:hyperlink>
       <w:r>
         <w:t xml:space="preserve"> |</w:t>
+      </w:r>
+      <w:r>
+        <w:t xml:space="preserve"> </w:t>
       </w:r>
     </w:p>
     <w:p>
@@ -147,31 +114,7 @@
             <w:szCs w:val="22"/>
             <w:u w:val="none"/>
           </w:rPr>
-          <w:t>American International University – Bang</w:t>
-        </w:r>
-        <w:r>
-          <w:rPr>
-            <w:rStyle w:val="Hyperlink"/>
-            <w:b/>
-            <w:bCs/>
-            <w:color w:val="auto"/>
-            <w:sz w:val="22"/>
-            <w:szCs w:val="22"/>
-            <w:u w:val="none"/>
-          </w:rPr>
-          <w:t>l</w:t>
-        </w:r>
-        <w:r>
-          <w:rPr>
-            <w:rStyle w:val="Hyperlink"/>
-            <w:b/>
-            <w:bCs/>
-            <w:color w:val="auto"/>
-            <w:sz w:val="22"/>
-            <w:szCs w:val="22"/>
-            <w:u w:val="none"/>
-          </w:rPr>
-          <w:t>adesh</w:t>
+          <w:t>American International University – Bangladesh</w:t>
         </w:r>
         <w:r>
           <w:rPr>
@@ -201,7 +144,25 @@
           <w:sz w:val="22"/>
           <w:szCs w:val="22"/>
         </w:rPr>
-        <w:t>Jan 2022 – Oct 2025(Expected)</w:t>
+        <w:t xml:space="preserve">Jan 2022 – </w:t>
+      </w:r>
+      <w:r>
+        <w:rPr>
+          <w:b/>
+          <w:bCs/>
+          <w:sz w:val="22"/>
+          <w:szCs w:val="22"/>
+        </w:rPr>
+        <w:t>Sep</w:t>
+      </w:r>
+      <w:r>
+        <w:rPr>
+          <w:b/>
+          <w:bCs/>
+          <w:sz w:val="22"/>
+          <w:szCs w:val="22"/>
+        </w:rPr>
+        <w:t xml:space="preserve"> 2025(Expected)</w:t>
       </w:r>
       <w:r>
         <w:rPr>
@@ -244,6 +205,217 @@
     </w:p>
     <w:p>
       <w:pPr>
+        <w:rPr>
+          <w:b/>
+          <w:bCs/>
+          <w:sz w:val="22"/>
+          <w:szCs w:val="22"/>
+        </w:rPr>
+      </w:pPr>
+      <w:hyperlink r:id="rId13" w:history="1">
+        <w:r>
+          <w:rPr>
+            <w:rStyle w:val="Hyperlink"/>
+            <w:b/>
+            <w:bCs/>
+            <w:color w:val="auto"/>
+            <w:sz w:val="22"/>
+            <w:szCs w:val="22"/>
+            <w:u w:val="none"/>
+          </w:rPr>
+          <w:t xml:space="preserve">Holy Land College                                        </w:t>
+        </w:r>
+        <w:r>
+          <w:rPr>
+            <w:rStyle w:val="Hyperlink"/>
+            <w:b/>
+            <w:bCs/>
+            <w:sz w:val="22"/>
+            <w:szCs w:val="22"/>
+            <w:u w:val="none"/>
+          </w:rPr>
+          <w:t xml:space="preserve">                                                               </w:t>
+        </w:r>
+      </w:hyperlink>
+      <w:r>
+        <w:rPr>
+          <w:b/>
+          <w:bCs/>
+          <w:sz w:val="22"/>
+          <w:szCs w:val="22"/>
+        </w:rPr>
+        <w:t xml:space="preserve"> </w:t>
+      </w:r>
+      <w:r>
+        <w:rPr>
+          <w:b/>
+          <w:bCs/>
+          <w:sz w:val="22"/>
+          <w:szCs w:val="22"/>
+        </w:rPr>
+        <w:t>Jan 20</w:t>
+      </w:r>
+      <w:r>
+        <w:rPr>
+          <w:b/>
+          <w:bCs/>
+          <w:sz w:val="22"/>
+          <w:szCs w:val="22"/>
+        </w:rPr>
+        <w:t>18</w:t>
+      </w:r>
+      <w:r>
+        <w:rPr>
+          <w:b/>
+          <w:bCs/>
+          <w:sz w:val="22"/>
+          <w:szCs w:val="22"/>
+        </w:rPr>
+        <w:t xml:space="preserve"> </w:t>
+      </w:r>
+      <w:proofErr w:type="gramStart"/>
+      <w:r>
+        <w:rPr>
+          <w:b/>
+          <w:bCs/>
+          <w:sz w:val="22"/>
+          <w:szCs w:val="22"/>
+        </w:rPr>
+        <w:t xml:space="preserve">– </w:t>
+      </w:r>
+      <w:r>
+        <w:rPr>
+          <w:b/>
+          <w:bCs/>
+          <w:sz w:val="22"/>
+          <w:szCs w:val="22"/>
+        </w:rPr>
+        <w:t xml:space="preserve"> Jan</w:t>
+      </w:r>
+      <w:proofErr w:type="gramEnd"/>
+      <w:r>
+        <w:rPr>
+          <w:b/>
+          <w:bCs/>
+          <w:sz w:val="22"/>
+          <w:szCs w:val="22"/>
+        </w:rPr>
+        <w:t xml:space="preserve"> 20</w:t>
+      </w:r>
+      <w:r>
+        <w:rPr>
+          <w:b/>
+          <w:bCs/>
+          <w:sz w:val="22"/>
+          <w:szCs w:val="22"/>
+        </w:rPr>
+        <w:t>20</w:t>
+      </w:r>
+      <w:r>
+        <w:rPr>
+          <w:b/>
+          <w:bCs/>
+          <w:sz w:val="22"/>
+          <w:szCs w:val="22"/>
+        </w:rPr>
+        <w:br/>
+      </w:r>
+      <w:r>
+        <w:rPr>
+          <w:i/>
+          <w:iCs/>
+          <w:sz w:val="22"/>
+          <w:szCs w:val="22"/>
+        </w:rPr>
+        <w:t>Higher Secondary Certificate (HSC)</w:t>
+      </w:r>
+      <w:r>
+        <w:rPr>
+          <w:i/>
+          <w:iCs/>
+          <w:sz w:val="22"/>
+          <w:szCs w:val="22"/>
+        </w:rPr>
+        <w:t xml:space="preserve"> – </w:t>
+      </w:r>
+      <w:r>
+        <w:rPr>
+          <w:b/>
+          <w:bCs/>
+          <w:i/>
+          <w:iCs/>
+          <w:sz w:val="22"/>
+          <w:szCs w:val="22"/>
+        </w:rPr>
+        <w:t xml:space="preserve">GPA – </w:t>
+      </w:r>
+      <w:r>
+        <w:rPr>
+          <w:b/>
+          <w:bCs/>
+          <w:i/>
+          <w:iCs/>
+          <w:sz w:val="22"/>
+          <w:szCs w:val="22"/>
+        </w:rPr>
+        <w:t>5</w:t>
+      </w:r>
+      <w:r>
+        <w:rPr>
+          <w:b/>
+          <w:bCs/>
+          <w:i/>
+          <w:iCs/>
+          <w:sz w:val="22"/>
+          <w:szCs w:val="22"/>
+        </w:rPr>
+        <w:t>.</w:t>
+      </w:r>
+      <w:r>
+        <w:rPr>
+          <w:b/>
+          <w:bCs/>
+          <w:i/>
+          <w:iCs/>
+          <w:sz w:val="22"/>
+          <w:szCs w:val="22"/>
+        </w:rPr>
+        <w:t>00</w:t>
+      </w:r>
+      <w:r>
+        <w:rPr>
+          <w:b/>
+          <w:bCs/>
+          <w:i/>
+          <w:iCs/>
+          <w:sz w:val="22"/>
+          <w:szCs w:val="22"/>
+        </w:rPr>
+        <w:t xml:space="preserve">                                                                </w:t>
+      </w:r>
+      <w:r>
+        <w:rPr>
+          <w:b/>
+          <w:bCs/>
+          <w:i/>
+          <w:iCs/>
+          <w:sz w:val="22"/>
+          <w:szCs w:val="22"/>
+        </w:rPr>
+        <w:t xml:space="preserve">                             Dinajpur</w:t>
+      </w:r>
+      <w:r>
+        <w:rPr>
+          <w:b/>
+          <w:bCs/>
+          <w:sz w:val="22"/>
+          <w:szCs w:val="22"/>
+        </w:rPr>
+        <w:t>, BD</w:t>
+      </w:r>
+    </w:p>
+    <w:p>
+      <w:pPr>
         <w:pStyle w:val="Heading1"/>
       </w:pPr>
       <w:r>
@@ -314,6 +486,9 @@
       <w:r>
         <w:t>Agile Methodology | RESTful APIs</w:t>
       </w:r>
+      <w:r>
+        <w:t xml:space="preserve"> | Web technology | .NET | Computer graphics with C++</w:t>
+      </w:r>
     </w:p>
     <w:p>
       <w:pPr>
@@ -330,86 +505,62 @@
       <w:pPr>
         <w:pStyle w:val="Heading2"/>
       </w:pPr>
-      <w:r>
-        <w:rPr>
-          <w:rStyle w:val="BOLDCapitalization"/>
-        </w:rPr>
-        <w:t xml:space="preserve">IT </w:t>
-      </w:r>
-      <w:r>
-        <w:rPr>
-          <w:rStyle w:val="BOLDCapitalization"/>
-        </w:rPr>
-        <w:t>Specialist</w:t>
-      </w:r>
+      <w:hyperlink r:id="rId14" w:history="1">
+        <w:r>
+          <w:rPr>
+            <w:rStyle w:val="Hyperlink"/>
+            <w:rFonts w:ascii="Gill Sans Nova" w:hAnsi="Gill Sans Nova"/>
+            <w:sz w:val="28"/>
+            <w:szCs w:val="28"/>
+          </w:rPr>
+          <w:t>To-go</w:t>
+        </w:r>
+        <w:r>
+          <w:rPr>
+            <w:rStyle w:val="Hyperlink"/>
+            <w:rFonts w:ascii="Gill Sans Nova" w:hAnsi="Gill Sans Nova"/>
+          </w:rPr>
+          <w:t xml:space="preserve"> </w:t>
+        </w:r>
+      </w:hyperlink>
       <w:r>
         <w:t xml:space="preserve"> </w:t>
       </w:r>
       <w:r>
-        <w:t xml:space="preserve">| </w:t>
-      </w:r>
-      <w:r>
-        <w:t>Wide World Importers</w:t>
-      </w:r>
-      <w:r>
-        <w:t xml:space="preserve"> | </w:t>
-      </w:r>
-      <w:r>
-        <w:t>Albany, NY</w:t>
+        <w:t>|</w:t>
+      </w:r>
+      <w:r>
+        <w:t xml:space="preserve"> Application API | </w:t>
+      </w:r>
+      <w:proofErr w:type="spellStart"/>
+      <w:r>
+        <w:t>NestJS</w:t>
+      </w:r>
+      <w:proofErr w:type="spellEnd"/>
+      <w:r>
+        <w:t xml:space="preserve">, TypeScript, PostgreSQL | JWT | RESTful API </w:t>
       </w:r>
       <w:r>
         <w:tab/>
-        <w:t>Dec 20</w:t>
-      </w:r>
-      <w:r>
-        <w:t>XX</w:t>
-      </w:r>
-      <w:r>
-        <w:t xml:space="preserve"> – </w:t>
-      </w:r>
-      <w:r>
-        <w:t>p</w:t>
-      </w:r>
-      <w:r>
-        <w:t>resent</w:t>
-      </w:r>
-    </w:p>
-    <w:p>
-      <w:r>
-        <w:t>When applying to a particular job position, include only directly connected information to the job opening. Don’t clutter your resume with full paragraphs. Instead, you can write a short description followed by 3 to 5 bullet points explaining the previous position and achievements. Sometimes only bullet points are enough. Use each bullet point to relate to the job position directly.</w:t>
-      </w:r>
-    </w:p>
-    <w:p>
-      <w:pPr>
-        <w:pStyle w:val="ListBullet"/>
-      </w:pPr>
-      <w:r>
-        <w:t xml:space="preserve">Don’t create dull lists of duties and responsibilities. You can use PAR statements to create accomplishment statements to talk about your work experience. </w:t>
-      </w:r>
-      <w:r>
-        <w:t>P = Problem, Issue, Challenge, or Opportunity; A = Action you took to deal with the situation</w:t>
-      </w:r>
-      <w:r>
-        <w:t>.</w:t>
-      </w:r>
-    </w:p>
-    <w:p>
-      <w:pPr>
-        <w:pStyle w:val="ListBullet"/>
-      </w:pPr>
-      <w:r>
-        <w:t>For example,</w:t>
-      </w:r>
-      <w:r>
-        <w:t xml:space="preserve"> how many, what specific, or how much. Include powerful resume action verbs and active voice.</w:t>
-      </w:r>
-      <w:r>
-        <w:t xml:space="preserve"> </w:t>
-      </w:r>
-    </w:p>
-    <w:p>
-      <w:pPr>
+      </w:r>
+      <w:r>
+        <w:t>Jan</w:t>
+      </w:r>
+      <w:r>
+        <w:t xml:space="preserve"> 2</w:t>
+      </w:r>
+      <w:r>
+        <w:t>025</w:t>
+      </w:r>
+    </w:p>
+    <w:p>
+      <w:pPr>
+        <w:pStyle w:val="ListParagraph"/>
         <w:widowControl w:val="0"/>
+        <w:numPr>
+          <w:ilvl w:val="0"/>
+          <w:numId w:val="3"/>
+        </w:numPr>
         <w:tabs>
           <w:tab w:val="left" w:pos="220"/>
           <w:tab w:val="left" w:pos="720"/>
@@ -418,192 +569,724 @@
         <w:autoSpaceDN w:val="0"/>
         <w:adjustRightInd w:val="0"/>
         <w:ind w:right="-6"/>
-        <w:rPr>
-          <w:rFonts w:ascii="Gill Sans Nova Light" w:hAnsi="Gill Sans Nova Light" w:cs="OpenSans"/>
-          <w:szCs w:val="20"/>
-        </w:rPr>
-      </w:pPr>
+      </w:pPr>
+      <w:r>
+        <w:t xml:space="preserve">Developed a secure </w:t>
+      </w:r>
+      <w:r>
+        <w:rPr>
+          <w:b/>
+          <w:bCs/>
+        </w:rPr>
+        <w:t>To-</w:t>
+      </w:r>
+      <w:r>
+        <w:rPr>
+          <w:b/>
+          <w:bCs/>
+        </w:rPr>
+        <w:t>Go</w:t>
+      </w:r>
+      <w:r>
+        <w:rPr>
+          <w:b/>
+          <w:bCs/>
+        </w:rPr>
+        <w:t xml:space="preserve"> API</w:t>
+      </w:r>
+      <w:r>
+        <w:t xml:space="preserve"> with </w:t>
+      </w:r>
+      <w:proofErr w:type="spellStart"/>
+      <w:r>
+        <w:t>NestJS</w:t>
+      </w:r>
+      <w:proofErr w:type="spellEnd"/>
+      <w:r>
+        <w:t xml:space="preserve"> and TypeScript, featuring JWT-based authentication and role-based authorization.</w:t>
+      </w:r>
+    </w:p>
+    <w:p>
+      <w:pPr>
+        <w:pStyle w:val="ListParagraph"/>
+        <w:widowControl w:val="0"/>
+        <w:numPr>
+          <w:ilvl w:val="0"/>
+          <w:numId w:val="3"/>
+        </w:numPr>
+        <w:tabs>
+          <w:tab w:val="left" w:pos="220"/>
+          <w:tab w:val="left" w:pos="720"/>
+        </w:tabs>
+        <w:autoSpaceDE w:val="0"/>
+        <w:autoSpaceDN w:val="0"/>
+        <w:adjustRightInd w:val="0"/>
+        <w:ind w:right="-6"/>
+      </w:pPr>
+      <w:r>
+        <w:t xml:space="preserve">Built CRUD endpoints with validation, error handling, and PostgreSQL integration via </w:t>
+      </w:r>
+      <w:proofErr w:type="spellStart"/>
+      <w:r>
+        <w:t>TypeORM</w:t>
+      </w:r>
+      <w:proofErr w:type="spellEnd"/>
+      <w:r>
+        <w:t>.</w:t>
+      </w:r>
+    </w:p>
+    <w:p>
+      <w:pPr>
+        <w:pStyle w:val="ListParagraph"/>
+        <w:widowControl w:val="0"/>
+        <w:numPr>
+          <w:ilvl w:val="0"/>
+          <w:numId w:val="3"/>
+        </w:numPr>
+        <w:tabs>
+          <w:tab w:val="left" w:pos="220"/>
+          <w:tab w:val="left" w:pos="720"/>
+        </w:tabs>
+        <w:autoSpaceDE w:val="0"/>
+        <w:autoSpaceDN w:val="0"/>
+        <w:adjustRightInd w:val="0"/>
+        <w:ind w:right="-6"/>
+      </w:pPr>
+      <w:r>
+        <w:t xml:space="preserve">Applied </w:t>
+      </w:r>
+      <w:proofErr w:type="spellStart"/>
+      <w:r>
+        <w:t>NestJS</w:t>
+      </w:r>
+      <w:proofErr w:type="spellEnd"/>
+      <w:r>
+        <w:t xml:space="preserve"> Guards, Interceptors, and Middleware for security and optimized request handling.</w:t>
+      </w:r>
     </w:p>
     <w:p>
       <w:pPr>
         <w:pStyle w:val="Heading2"/>
       </w:pPr>
+      <w:hyperlink r:id="rId15" w:history="1">
+        <w:proofErr w:type="spellStart"/>
+        <w:r>
+          <w:rPr>
+            <w:rStyle w:val="Hyperlink"/>
+            <w:rFonts w:ascii="Gill Sans Nova" w:hAnsi="Gill Sans Nova"/>
+            <w:sz w:val="28"/>
+            <w:szCs w:val="28"/>
+          </w:rPr>
+          <w:t>FundMe</w:t>
+        </w:r>
+        <w:proofErr w:type="spellEnd"/>
+      </w:hyperlink>
       <w:r>
         <w:rPr>
           <w:rStyle w:val="BOLDCapitalization"/>
         </w:rPr>
-        <w:t xml:space="preserve">IT </w:t>
-      </w:r>
+        <w:t xml:space="preserve"> </w:t>
+      </w:r>
+      <w:r>
+        <w:t>|</w:t>
+      </w:r>
+      <w:r>
+        <w:t xml:space="preserve"> java</w:t>
+      </w:r>
+      <w:r>
+        <w:t xml:space="preserve"> |</w:t>
+      </w:r>
+      <w:r>
+        <w:t xml:space="preserve"> </w:t>
+      </w:r>
+      <w:proofErr w:type="spellStart"/>
+      <w:r>
+        <w:t>oop</w:t>
+      </w:r>
+      <w:proofErr w:type="spellEnd"/>
+      <w:r>
+        <w:t xml:space="preserve"> concept</w:t>
+      </w:r>
+      <w:r>
+        <w:tab/>
+      </w:r>
+      <w:r>
+        <w:t xml:space="preserve"> Dec 2024</w:t>
+      </w:r>
+    </w:p>
+    <w:p>
+      <w:pPr>
+        <w:pStyle w:val="ListParagraph"/>
+        <w:numPr>
+          <w:ilvl w:val="0"/>
+          <w:numId w:val="4"/>
+        </w:numPr>
+      </w:pPr>
+      <w:r>
+        <w:t>Developed a Java application applying core OOP principles with multiple user types.</w:t>
+      </w:r>
+    </w:p>
+    <w:p>
+      <w:pPr>
+        <w:pStyle w:val="ListParagraph"/>
+        <w:numPr>
+          <w:ilvl w:val="0"/>
+          <w:numId w:val="4"/>
+        </w:numPr>
+      </w:pPr>
+      <w:r>
+        <w:t>Implemented features for data display, insertion, deletion, and search operations.</w:t>
+      </w:r>
+    </w:p>
+    <w:p>
+      <w:pPr>
+        <w:pStyle w:val="ListParagraph"/>
+        <w:numPr>
+          <w:ilvl w:val="0"/>
+          <w:numId w:val="4"/>
+        </w:numPr>
+      </w:pPr>
+      <w:r>
+        <w:t>Integrated packages, exception handling, and file I/O for persistence and robust error management.</w:t>
+      </w:r>
+    </w:p>
+    <w:p>
+      <w:pPr>
+        <w:pStyle w:val="Heading2"/>
+      </w:pPr>
+      <w:hyperlink r:id="rId16" w:history="1">
+        <w:r>
+          <w:rPr>
+            <w:rStyle w:val="Hyperlink"/>
+            <w:rFonts w:ascii="Gill Sans Nova" w:hAnsi="Gill Sans Nova"/>
+            <w:sz w:val="28"/>
+            <w:szCs w:val="28"/>
+          </w:rPr>
+          <w:t xml:space="preserve">Guava </w:t>
+        </w:r>
+        <w:r>
+          <w:rPr>
+            <w:rStyle w:val="Hyperlink"/>
+            <w:rFonts w:ascii="Gill Sans Nova" w:hAnsi="Gill Sans Nova"/>
+            <w:sz w:val="28"/>
+            <w:szCs w:val="28"/>
+          </w:rPr>
+          <w:t>D</w:t>
+        </w:r>
+        <w:r>
+          <w:rPr>
+            <w:rStyle w:val="Hyperlink"/>
+            <w:rFonts w:ascii="Gill Sans Nova" w:hAnsi="Gill Sans Nova"/>
+            <w:sz w:val="28"/>
+            <w:szCs w:val="28"/>
+          </w:rPr>
+          <w:t xml:space="preserve">isease </w:t>
+        </w:r>
+        <w:r>
+          <w:rPr>
+            <w:rStyle w:val="Hyperlink"/>
+            <w:rFonts w:ascii="Gill Sans Nova" w:hAnsi="Gill Sans Nova"/>
+            <w:sz w:val="28"/>
+            <w:szCs w:val="28"/>
+          </w:rPr>
+          <w:t>D</w:t>
+        </w:r>
+        <w:r>
+          <w:rPr>
+            <w:rStyle w:val="Hyperlink"/>
+            <w:rFonts w:ascii="Gill Sans Nova" w:hAnsi="Gill Sans Nova"/>
+            <w:sz w:val="28"/>
+            <w:szCs w:val="28"/>
+          </w:rPr>
+          <w:t>etection</w:t>
+        </w:r>
+      </w:hyperlink>
       <w:r>
         <w:rPr>
           <w:rStyle w:val="BOLDCapitalization"/>
         </w:rPr>
-        <w:t xml:space="preserve">Specialist </w:t>
-      </w:r>
-      <w:r>
-        <w:t xml:space="preserve">| </w:t>
-      </w:r>
-      <w:r>
-        <w:t>Proseware, Inc.</w:t>
+        <w:t xml:space="preserve"> </w:t>
+      </w:r>
+      <w:r>
+        <w:t>|</w:t>
+      </w:r>
+      <w:r>
+        <w:t xml:space="preserve"> </w:t>
+      </w:r>
+      <w:r>
+        <w:t>Python</w:t>
       </w:r>
       <w:r>
         <w:t xml:space="preserve"> | </w:t>
       </w:r>
       <w:r>
-        <w:t>New York, NY</w:t>
+        <w:t>Deep Learning</w:t>
+      </w:r>
+      <w:r>
+        <w:t xml:space="preserve"> |</w:t>
+      </w:r>
+      <w:r>
+        <w:t xml:space="preserve"> CNN</w:t>
+      </w:r>
+      <w:r>
+        <w:t xml:space="preserve"> |</w:t>
+      </w:r>
+      <w:r>
+        <w:t xml:space="preserve"> MLP</w:t>
+      </w:r>
+      <w:r>
+        <w:t xml:space="preserve"> |</w:t>
+      </w:r>
+      <w:r>
+        <w:t xml:space="preserve"> Ensemble Models</w:t>
       </w:r>
       <w:r>
         <w:tab/>
-        <w:t>Jun 20</w:t>
-      </w:r>
-      <w:r>
-        <w:t>XX</w:t>
-      </w:r>
-      <w:r>
-        <w:t xml:space="preserve"> – Dec 20</w:t>
-      </w:r>
-      <w:r>
-        <w:t>XX</w:t>
-      </w:r>
-    </w:p>
-    <w:p>
-      <w:r>
-        <w:t xml:space="preserve">Similarly, </w:t>
+      </w:r>
+      <w:r>
+        <w:t>Apr 20</w:t>
+      </w:r>
+      <w:r>
+        <w:t>25</w:t>
+      </w:r>
+      <w:r>
+        <w:t xml:space="preserve"> – May 20</w:t>
+      </w:r>
+      <w:r>
+        <w:t>25</w:t>
+      </w:r>
+    </w:p>
+    <w:p>
+      <w:pPr>
+        <w:pStyle w:val="ListParagraph"/>
+        <w:numPr>
+          <w:ilvl w:val="0"/>
+          <w:numId w:val="5"/>
+        </w:numPr>
+      </w:pPr>
+      <w:r>
+        <w:t>Conducted a comparative study on deep learning models for guava disease detection using real-world datasets.</w:t>
+      </w:r>
+    </w:p>
+    <w:p>
+      <w:pPr>
+        <w:pStyle w:val="ListParagraph"/>
+        <w:numPr>
+          <w:ilvl w:val="0"/>
+          <w:numId w:val="5"/>
+        </w:numPr>
+      </w:pPr>
+      <w:r>
+        <w:t>Implemented and evaluated Convolutional Neural Networks (CNN), Multilayer Perceptron (MLP), and ensemble techniques to improve classification accuracy.</w:t>
+      </w:r>
+    </w:p>
+    <w:p>
+      <w:pPr>
+        <w:pStyle w:val="ListParagraph"/>
+        <w:numPr>
+          <w:ilvl w:val="0"/>
+          <w:numId w:val="5"/>
+        </w:numPr>
+      </w:pPr>
+      <w:r>
+        <w:t>Analyzed model performance metrics to identify the most effective approach for plant disease detection applications.</w:t>
+      </w:r>
+    </w:p>
+    <w:p>
+      <w:pPr>
+        <w:pStyle w:val="Heading2"/>
+      </w:pPr>
+      <w:hyperlink r:id="rId17" w:history="1">
+        <w:r>
+          <w:rPr>
+            <w:rStyle w:val="Hyperlink"/>
+            <w:rFonts w:ascii="Gill Sans Nova" w:hAnsi="Gill Sans Nova"/>
+            <w:sz w:val="28"/>
+            <w:szCs w:val="28"/>
+          </w:rPr>
+          <w:t xml:space="preserve">Emergency </w:t>
+        </w:r>
+        <w:r>
+          <w:rPr>
+            <w:rStyle w:val="Hyperlink"/>
+            <w:rFonts w:ascii="Gill Sans Nova" w:hAnsi="Gill Sans Nova"/>
+            <w:sz w:val="28"/>
+            <w:szCs w:val="28"/>
+          </w:rPr>
+          <w:t>s</w:t>
+        </w:r>
+        <w:r>
+          <w:rPr>
+            <w:rStyle w:val="Hyperlink"/>
+            <w:rFonts w:ascii="Gill Sans Nova" w:hAnsi="Gill Sans Nova"/>
+            <w:sz w:val="28"/>
+            <w:szCs w:val="28"/>
+          </w:rPr>
+          <w:t xml:space="preserve">ervice </w:t>
+        </w:r>
+        <w:r>
+          <w:rPr>
+            <w:rStyle w:val="Hyperlink"/>
+            <w:rFonts w:ascii="Gill Sans Nova" w:hAnsi="Gill Sans Nova"/>
+            <w:sz w:val="28"/>
+            <w:szCs w:val="28"/>
+          </w:rPr>
+          <w:t>w</w:t>
+        </w:r>
+        <w:r>
+          <w:rPr>
+            <w:rStyle w:val="Hyperlink"/>
+            <w:rFonts w:ascii="Gill Sans Nova" w:hAnsi="Gill Sans Nova"/>
+            <w:sz w:val="28"/>
+            <w:szCs w:val="28"/>
+          </w:rPr>
+          <w:t xml:space="preserve">eb </w:t>
+        </w:r>
+        <w:r>
+          <w:rPr>
+            <w:rStyle w:val="Hyperlink"/>
+            <w:rFonts w:ascii="Gill Sans Nova" w:hAnsi="Gill Sans Nova"/>
+            <w:sz w:val="28"/>
+            <w:szCs w:val="28"/>
+          </w:rPr>
+          <w:t>a</w:t>
+        </w:r>
+        <w:r>
+          <w:rPr>
+            <w:rStyle w:val="Hyperlink"/>
+            <w:rFonts w:ascii="Gill Sans Nova" w:hAnsi="Gill Sans Nova"/>
+            <w:sz w:val="28"/>
+            <w:szCs w:val="28"/>
+          </w:rPr>
+          <w:t>pp</w:t>
+        </w:r>
+      </w:hyperlink>
+      <w:r>
+        <w:rPr>
+          <w:rStyle w:val="BOLDCapitalization"/>
+          <w:sz w:val="28"/>
+          <w:szCs w:val="28"/>
+        </w:rPr>
+        <w:t xml:space="preserve"> </w:t>
+      </w:r>
+      <w:r>
+        <w:t>|</w:t>
+      </w:r>
+      <w:r>
+        <w:t xml:space="preserve"> </w:t>
+      </w:r>
+      <w:r>
+        <w:t>HTML</w:t>
+      </w:r>
+      <w:r>
+        <w:t xml:space="preserve"> | </w:t>
+      </w:r>
+      <w:r>
+        <w:t>CSS (Tailwind)</w:t>
+      </w:r>
+      <w:r>
+        <w:t xml:space="preserve"> |</w:t>
+      </w:r>
+      <w:r>
+        <w:t xml:space="preserve"> JavaScript</w:t>
+      </w:r>
+      <w:r>
+        <w:tab/>
+      </w:r>
+      <w:r>
+        <w:t xml:space="preserve">Oct </w:t>
+      </w:r>
+      <w:r>
+        <w:t>20</w:t>
+      </w:r>
+      <w:r>
+        <w:t>25</w:t>
+      </w:r>
+    </w:p>
+    <w:p>
+      <w:pPr>
+        <w:pStyle w:val="ListParagraph"/>
+        <w:numPr>
+          <w:ilvl w:val="0"/>
+          <w:numId w:val="6"/>
+        </w:numPr>
+      </w:pPr>
+      <w:r>
+        <w:t>Developed a responsive web application providing quick access to essential emergency hotlines (police, fire service, ambulance, etc.).</w:t>
+      </w:r>
+    </w:p>
+    <w:p>
+      <w:pPr>
+        <w:pStyle w:val="ListParagraph"/>
+        <w:numPr>
+          <w:ilvl w:val="0"/>
+          <w:numId w:val="6"/>
+        </w:numPr>
+      </w:pPr>
+      <w:r>
+        <w:t>Implemented interactive UI components using JavaScript for smooth user experience and easy navigation.</w:t>
+      </w:r>
+    </w:p>
+    <w:p>
+      <w:pPr>
+        <w:pStyle w:val="ListParagraph"/>
+        <w:numPr>
+          <w:ilvl w:val="0"/>
+          <w:numId w:val="6"/>
+        </w:numPr>
+      </w:pPr>
+      <w:r>
+        <w:t>Utilized Tailwind CSS for modern, mobile-first design and optimized layout.</w:t>
+      </w:r>
+    </w:p>
+    <w:p>
+      <w:pPr>
+        <w:pStyle w:val="Heading1"/>
+        <w:rPr>
+          <w:spacing w:val="40"/>
+        </w:rPr>
+      </w:pPr>
+      <w:r>
+        <w:t xml:space="preserve"> </w:t>
+      </w:r>
+      <w:r>
+        <w:t>technical</w:t>
+      </w:r>
+      <w:r>
+        <w:t xml:space="preserve"> / soft</w:t>
+      </w:r>
+      <w:r>
+        <w:t xml:space="preserve"> skills</w:t>
+      </w:r>
+    </w:p>
+    <w:p>
+      <w:pPr>
+        <w:pStyle w:val="Heading2"/>
+      </w:pPr>
+      <w:r>
+        <w:rPr>
+          <w:b/>
+          <w:bCs w:val="0"/>
+        </w:rPr>
+        <w:t xml:space="preserve">Languages / </w:t>
       </w:r>
       <w:proofErr w:type="gramStart"/>
       <w:r>
-        <w:t>include</w:t>
+        <w:rPr>
+          <w:b/>
+          <w:bCs w:val="0"/>
+        </w:rPr>
+        <w:t>Frameworks :</w:t>
       </w:r>
       <w:proofErr w:type="gramEnd"/>
       <w:r>
-        <w:t xml:space="preserve"> only relevant skills, education</w:t>
-      </w:r>
+        <w:rPr>
+          <w:b/>
+          <w:bCs w:val="0"/>
+        </w:rPr>
+        <w:t xml:space="preserve"> </w:t>
+      </w:r>
+      <w:r>
+        <w:t>C/C++, HTML, CSS(Tailwind), JavaScript, Node.js, Nest.js, Next.js, SQL, PSQL, C#, .Net,</w:t>
+      </w:r>
+      <w:r>
+        <w:t xml:space="preserve"> Python, </w:t>
+      </w:r>
+      <w:proofErr w:type="spellStart"/>
+      <w:r>
+        <w:t>FastAPI</w:t>
+      </w:r>
+      <w:proofErr w:type="spellEnd"/>
+    </w:p>
+    <w:p>
+      <w:pPr>
+        <w:pStyle w:val="Heading2"/>
+      </w:pPr>
+      <w:r>
+        <w:rPr>
+          <w:b/>
+          <w:bCs w:val="0"/>
+        </w:rPr>
+        <w:t xml:space="preserve">Tools / Technologies: </w:t>
+      </w:r>
+      <w:r>
+        <w:t xml:space="preserve">VS Code, Git, GitHub, PostgreSQL, Linux, Google </w:t>
+      </w:r>
+      <w:proofErr w:type="spellStart"/>
+      <w:r>
+        <w:t>Colab</w:t>
+      </w:r>
+      <w:proofErr w:type="spellEnd"/>
+      <w:r>
+        <w:t>, Jira, Monday, Figma, illustrator</w:t>
+      </w:r>
+    </w:p>
+    <w:p>
+      <w:r>
+        <w:rPr>
+          <w:b/>
+          <w:bCs/>
+        </w:rPr>
+        <w:t xml:space="preserve">Soft Skills: </w:t>
+      </w:r>
+      <w:r>
+        <w:t xml:space="preserve">Leadership, Communication, Proactive, Problem solving, Critical thinking, </w:t>
+      </w:r>
+      <w:proofErr w:type="spellStart"/>
+      <w:r>
+        <w:t>Hard working</w:t>
+      </w:r>
+      <w:proofErr w:type="spellEnd"/>
+      <w:r>
+        <w:t>, Multitasker, Proactive</w:t>
+      </w:r>
+    </w:p>
+    <w:p>
+      <w:pPr>
+        <w:pStyle w:val="Heading1"/>
+      </w:pPr>
+      <w:r>
+        <w:t xml:space="preserve"> </w:t>
+      </w:r>
+      <w:r>
+        <w:t>Additional activities &amp; experiences</w:t>
+      </w:r>
+    </w:p>
+    <w:p>
+      <w:pPr>
+        <w:rPr>
+          <w:b/>
+          <w:bCs/>
+        </w:rPr>
+      </w:pPr>
+      <w:r>
+        <w:rPr>
+          <w:b/>
+          <w:bCs/>
+        </w:rPr>
+        <w:t>Visual Designer (Lead-</w:t>
+      </w:r>
+      <w:proofErr w:type="gramStart"/>
+      <w:r>
+        <w:rPr>
+          <w:b/>
+          <w:bCs/>
+        </w:rPr>
+        <w:t xml:space="preserve">Volunteer)   </w:t>
+      </w:r>
+      <w:proofErr w:type="gramEnd"/>
+      <w:r>
+        <w:rPr>
+          <w:b/>
+          <w:bCs/>
+        </w:rPr>
+        <w:t xml:space="preserve">                                                                                                                   Jan 2024 – Present</w:t>
+      </w:r>
+    </w:p>
+    <w:p>
+      <w:r>
+        <w:t>IEEE AIUB Student Branch</w:t>
+      </w:r>
+    </w:p>
+    <w:p>
+      <w:r>
+        <w:rPr>
+          <w:b/>
+          <w:bCs/>
+        </w:rPr>
+        <w:t>Solved</w:t>
+      </w:r>
+      <w:r>
+        <w:t xml:space="preserve"> </w:t>
+      </w:r>
+      <w:r>
+        <w:t>1</w:t>
+      </w:r>
+      <w:r>
+        <w:t>00</w:t>
+      </w:r>
+      <w:r>
+        <w:t>+</w:t>
+      </w:r>
+      <w:r>
+        <w:t xml:space="preserve"> </w:t>
+      </w:r>
+      <w:r>
+        <w:t>challenging</w:t>
+      </w:r>
+      <w:r>
+        <w:t xml:space="preserve"> </w:t>
+      </w:r>
+      <w:r>
+        <w:t>problems</w:t>
+      </w:r>
+      <w:r>
+        <w:t xml:space="preserve"> </w:t>
+      </w:r>
+      <w:r>
+        <w:t>on</w:t>
+      </w:r>
+      <w:r>
+        <w:t xml:space="preserve"> </w:t>
+      </w:r>
+      <w:r>
+        <w:t>various</w:t>
+      </w:r>
+      <w:r>
+        <w:t xml:space="preserve"> </w:t>
+      </w:r>
+      <w:r>
+        <w:t>online</w:t>
+      </w:r>
+      <w:r>
+        <w:t xml:space="preserve"> </w:t>
+      </w:r>
+      <w:r>
+        <w:t>judges</w:t>
+      </w:r>
+      <w:r>
+        <w:t xml:space="preserve"> </w:t>
+      </w:r>
+      <w:r>
+        <w:t>primarily</w:t>
+      </w:r>
+      <w:r>
+        <w:t xml:space="preserve"> </w:t>
+      </w:r>
+      <w:r>
+        <w:t>on</w:t>
+      </w:r>
+      <w:r>
+        <w:t xml:space="preserve"> </w:t>
+      </w:r>
+      <w:proofErr w:type="spellStart"/>
+      <w:r>
+        <w:t>Leetcode</w:t>
+      </w:r>
+      <w:proofErr w:type="spellEnd"/>
       <w:r>
         <w:t>,</w:t>
       </w:r>
       <w:r>
-        <w:t xml:space="preserve"> and awards related to the job opening </w:t>
-      </w:r>
-      <w:r>
-        <w:t>that</w:t>
-      </w:r>
-      <w:r>
-        <w:t xml:space="preserve"> make you more qualified for the job. Skip skills that are given or outdated as you’re expected to know them already, for example, Microsoft Word. Instead, focus on specific programs, computer languages</w:t>
-      </w:r>
-      <w:r>
-        <w:t>,</w:t>
-      </w:r>
-      <w:r>
-        <w:t xml:space="preserve"> or apps beneficial for the job position. </w:t>
-      </w:r>
-    </w:p>
-    <w:p>
-      <w:pPr>
-        <w:pStyle w:val="ListBullet"/>
-      </w:pPr>
-      <w:r>
-        <w:t>You don’t need to include your full home address. For privacy reasons, it’s better to include only the city and state.</w:t>
-      </w:r>
-    </w:p>
-    <w:p>
-      <w:pPr>
-        <w:pStyle w:val="ListBullet"/>
-      </w:pPr>
-      <w:r>
-        <w:t xml:space="preserve">Use only a professional email address with your first and last name. The phone number should be answered only by you and include a link to your LinkedIn account so that the hiring manager can find more information about you easily. </w:t>
-      </w:r>
-    </w:p>
-    <w:p>
-      <w:pPr>
-        <w:rPr>
-          <w:rFonts w:ascii="Gill Sans Nova Light" w:hAnsi="Gill Sans Nova Light" w:cs="OpenSans"/>
-          <w:szCs w:val="20"/>
-        </w:rPr>
-      </w:pPr>
-    </w:p>
-    <w:p>
-      <w:pPr>
-        <w:pStyle w:val="Heading2"/>
-      </w:pPr>
-      <w:r>
-        <w:rPr>
-          <w:rStyle w:val="BOLDCapitalization"/>
-        </w:rPr>
-        <w:t xml:space="preserve">IT </w:t>
-      </w:r>
-      <w:r>
-        <w:rPr>
-          <w:rStyle w:val="BOLDCapitalization"/>
-        </w:rPr>
-        <w:t xml:space="preserve">Specialist </w:t>
-      </w:r>
-      <w:r>
-        <w:t xml:space="preserve">| </w:t>
-      </w:r>
-      <w:r>
-        <w:t>Relecloud</w:t>
-      </w:r>
-      <w:r>
-        <w:t xml:space="preserve"> | </w:t>
-      </w:r>
-      <w:r>
-        <w:t>Manhattan, NY</w:t>
-      </w:r>
-      <w:r>
-        <w:tab/>
-      </w:r>
-      <w:r>
-        <w:t>Apr 20</w:t>
-      </w:r>
-      <w:r>
-        <w:t>XX</w:t>
-      </w:r>
-      <w:r>
-        <w:t xml:space="preserve"> – May 20</w:t>
-      </w:r>
-      <w:r>
-        <w:t>XX</w:t>
-      </w:r>
-    </w:p>
-    <w:p>
-      <w:r>
-        <w:t xml:space="preserve">Keep your resume to 1 page or </w:t>
-      </w:r>
-      <w:r>
-        <w:t xml:space="preserve">a </w:t>
-      </w:r>
-      <w:r>
-        <w:t xml:space="preserve">maximum </w:t>
-      </w:r>
-      <w:r>
-        <w:t xml:space="preserve">of </w:t>
-      </w:r>
-      <w:r>
-        <w:t>2 pages. If you feel like you need more pages, you probably include unnecessary and not relevant information. Double-check for any typos or grammatical errors. These are a big NO for many hiring managers.</w:t>
-      </w:r>
-    </w:p>
-    <w:p>
-      <w:pPr>
-        <w:pStyle w:val="ListBullet"/>
-      </w:pPr>
-      <w:r>
-        <w:t xml:space="preserve">Don’t include “References Upon Request” or references in your resume. </w:t>
-      </w:r>
-    </w:p>
-    <w:p>
-      <w:pPr>
-        <w:pStyle w:val="ListBullet"/>
-      </w:pPr>
-      <w:r>
-        <w:t xml:space="preserve">For more resume tips, check the </w:t>
-      </w:r>
-      <w:r>
-        <w:t>second</w:t>
-      </w:r>
-      <w:r>
-        <w:t xml:space="preserve"> page of the 2-page resume template.</w:t>
-      </w:r>
-    </w:p>
+        <w:t xml:space="preserve"> </w:t>
+      </w:r>
+      <w:proofErr w:type="spellStart"/>
+      <w:proofErr w:type="gramStart"/>
+      <w:r>
+        <w:t>Codeforces</w:t>
+      </w:r>
+      <w:proofErr w:type="spellEnd"/>
+      <w:r>
+        <w:t xml:space="preserve"> </w:t>
+      </w:r>
+      <w:r>
+        <w:t>.</w:t>
+      </w:r>
+      <w:proofErr w:type="gramEnd"/>
+    </w:p>
+    <w:p/>
+    <w:p/>
+    <w:p/>
     <w:p>
       <w:pPr>
         <w:pStyle w:val="Heading1"/>
@@ -612,141 +1295,104 @@
         </w:rPr>
       </w:pPr>
       <w:r>
+        <w:lastRenderedPageBreak/>
+        <w:t>awards</w:t>
+      </w:r>
+      <w:r>
         <w:t xml:space="preserve"> </w:t>
       </w:r>
       <w:r>
-        <w:t>technical</w:t>
-      </w:r>
-      <w:r>
-        <w:t xml:space="preserve"> / soft</w:t>
-      </w:r>
-      <w:r>
-        <w:t xml:space="preserve"> skills</w:t>
-      </w:r>
-    </w:p>
-    <w:p>
-      <w:pPr>
-        <w:pStyle w:val="Heading2"/>
-      </w:pPr>
-      <w:r>
-        <w:rPr>
-          <w:b/>
-          <w:bCs w:val="0"/>
-        </w:rPr>
-        <w:t xml:space="preserve">Languages / </w:t>
-      </w:r>
-      <w:proofErr w:type="gramStart"/>
-      <w:r>
-        <w:rPr>
-          <w:b/>
-          <w:bCs w:val="0"/>
-        </w:rPr>
-        <w:t>Frameworks :</w:t>
-      </w:r>
-      <w:proofErr w:type="gramEnd"/>
-      <w:r>
-        <w:rPr>
-          <w:b/>
-          <w:bCs w:val="0"/>
-        </w:rPr>
-        <w:t xml:space="preserve"> </w:t>
-      </w:r>
-      <w:r>
-        <w:t>C/C++, HTML, CSS(Tailwind), JavaScript, Node.js, Nest.js, Next.js, SQL, PSQL, C#, .Net,</w:t>
-      </w:r>
-      <w:r>
-        <w:t xml:space="preserve"> Python, </w:t>
-      </w:r>
-      <w:proofErr w:type="spellStart"/>
-      <w:r>
-        <w:t>FastAPI</w:t>
-      </w:r>
-      <w:proofErr w:type="spellEnd"/>
-    </w:p>
-    <w:p>
-      <w:pPr>
-        <w:pStyle w:val="Heading2"/>
-      </w:pPr>
-      <w:r>
-        <w:rPr>
-          <w:b/>
-          <w:bCs w:val="0"/>
-        </w:rPr>
-        <w:t xml:space="preserve">Tools / Technologies: </w:t>
-      </w:r>
-      <w:r>
-        <w:t xml:space="preserve">VS Code, Git, GitHub, PostgreSQL, Linux, Google </w:t>
-      </w:r>
-      <w:proofErr w:type="spellStart"/>
-      <w:r>
-        <w:t>Colab</w:t>
-      </w:r>
-      <w:proofErr w:type="spellEnd"/>
-      <w:r>
-        <w:t>, Jira, Monday, Figma, illustrator</w:t>
-      </w:r>
-    </w:p>
-    <w:p>
-      <w:r>
-        <w:rPr>
-          <w:b/>
-          <w:bCs/>
-        </w:rPr>
-        <w:t xml:space="preserve">Soft Skills: </w:t>
-      </w:r>
-      <w:r>
-        <w:t xml:space="preserve">Leadership, Communication, Proactive, Problem solving, Critical thinking, </w:t>
-      </w:r>
-      <w:proofErr w:type="spellStart"/>
-      <w:r>
-        <w:t>Hard working</w:t>
-      </w:r>
-      <w:proofErr w:type="spellEnd"/>
-      <w:r>
-        <w:t>, Multitasker, Proactive</w:t>
-      </w:r>
-    </w:p>
-    <w:p>
-      <w:pPr>
-        <w:pStyle w:val="Heading1"/>
-      </w:pPr>
-      <w:r>
-        <w:t xml:space="preserve"> Interests</w:t>
-      </w:r>
-    </w:p>
-    <w:p>
-      <w:r>
-        <w:t xml:space="preserve">Writing short stories | </w:t>
-      </w:r>
-      <w:r>
-        <w:t>A</w:t>
-      </w:r>
-      <w:r>
-        <w:t xml:space="preserve">bstract photography | </w:t>
-      </w:r>
-      <w:r>
-        <w:t>L</w:t>
-      </w:r>
-      <w:r>
-        <w:t xml:space="preserve">earning Japanese &amp; Spanish | </w:t>
-      </w:r>
-      <w:r>
-        <w:t>P</w:t>
-      </w:r>
-      <w:r>
-        <w:t xml:space="preserve">laying piano – Beethoven, Chopin, Bach, pop songs | </w:t>
-      </w:r>
-      <w:r>
-        <w:t>W</w:t>
-      </w:r>
-      <w:r>
-        <w:t xml:space="preserve">atercolor painting | </w:t>
-      </w:r>
-      <w:r>
-        <w:t>Y</w:t>
-      </w:r>
-      <w:r>
-        <w:t>oga &amp; mindfulness</w:t>
+        <w:t>&amp; certificates</w:t>
+      </w:r>
+    </w:p>
+    <w:p>
+      <w:pPr>
+        <w:rPr>
+          <w:bCs/>
+          <w:sz w:val="22"/>
+          <w:szCs w:val="22"/>
+        </w:rPr>
+      </w:pPr>
+      <w:r>
+        <w:rPr>
+          <w:bCs/>
+          <w:sz w:val="22"/>
+          <w:szCs w:val="22"/>
+        </w:rPr>
+        <w:t xml:space="preserve">Recipient of the </w:t>
+      </w:r>
+      <w:r>
+        <w:rPr>
+          <w:b/>
+          <w:sz w:val="22"/>
+          <w:szCs w:val="22"/>
+        </w:rPr>
+        <w:t>Academic Scholarship</w:t>
+      </w:r>
+      <w:r>
+        <w:rPr>
+          <w:bCs/>
+          <w:sz w:val="22"/>
+          <w:szCs w:val="22"/>
+        </w:rPr>
+        <w:t xml:space="preserve"> throughout university and recognized on the </w:t>
+      </w:r>
+      <w:r>
+        <w:rPr>
+          <w:b/>
+          <w:sz w:val="22"/>
+          <w:szCs w:val="22"/>
+        </w:rPr>
+        <w:t>Dean’s List</w:t>
+      </w:r>
+      <w:r>
+        <w:rPr>
+          <w:bCs/>
+          <w:sz w:val="22"/>
+          <w:szCs w:val="22"/>
+        </w:rPr>
+        <w:t xml:space="preserve">. </w:t>
+      </w:r>
+    </w:p>
+    <w:p>
+      <w:pPr>
+        <w:rPr>
+          <w:bCs/>
+          <w:sz w:val="22"/>
+          <w:szCs w:val="22"/>
+        </w:rPr>
+      </w:pPr>
+      <w:r>
+        <w:rPr>
+          <w:b/>
+          <w:sz w:val="22"/>
+          <w:szCs w:val="22"/>
+        </w:rPr>
+        <w:t>Cisco IT</w:t>
+      </w:r>
+      <w:r>
+        <w:rPr>
+          <w:bCs/>
+          <w:sz w:val="22"/>
+          <w:szCs w:val="22"/>
+        </w:rPr>
+        <w:t xml:space="preserve"> Essentials Certification (</w:t>
+      </w:r>
+      <w:r>
+        <w:rPr>
+          <w:b/>
+          <w:sz w:val="22"/>
+          <w:szCs w:val="22"/>
+        </w:rPr>
+        <w:t>Cisco Networking Academy</w:t>
+      </w:r>
+      <w:r>
+        <w:rPr>
+          <w:bCs/>
+          <w:sz w:val="22"/>
+          <w:szCs w:val="22"/>
+        </w:rPr>
+        <w:t>).</w:t>
       </w:r>
     </w:p>
     <w:sectPr>
@@ -783,6 +1429,345 @@
     </w:lvl>
   </w:abstractNum>
   <w:abstractNum w:abstractNumId="1" w15:restartNumberingAfterBreak="0">
+    <w:nsid w:val="0B1A1227"/>
+    <w:multiLevelType w:val="hybridMultilevel"/>
+    <w:tmpl w:val="177A1B16"/>
+    <w:lvl w:ilvl="0" w:tplc="04090001">
+      <w:start w:val="1"/>
+      <w:numFmt w:val="bullet"/>
+      <w:lvlText w:val=""/>
+      <w:lvlJc w:val="left"/>
+      <w:pPr>
+        <w:ind w:left="720" w:hanging="360"/>
+      </w:pPr>
+      <w:rPr>
+        <w:rFonts w:ascii="Symbol" w:hAnsi="Symbol" w:hint="default"/>
+      </w:rPr>
+    </w:lvl>
+    <w:lvl w:ilvl="1" w:tplc="04090003" w:tentative="1">
+      <w:start w:val="1"/>
+      <w:numFmt w:val="bullet"/>
+      <w:lvlText w:val="o"/>
+      <w:lvlJc w:val="left"/>
+      <w:pPr>
+        <w:ind w:left="1440" w:hanging="360"/>
+      </w:pPr>
+      <w:rPr>
+        <w:rFonts w:ascii="Courier New" w:hAnsi="Courier New" w:cs="Courier New" w:hint="default"/>
+      </w:rPr>
+    </w:lvl>
+    <w:lvl w:ilvl="2" w:tplc="04090005" w:tentative="1">
+      <w:start w:val="1"/>
+      <w:numFmt w:val="bullet"/>
+      <w:lvlText w:val=""/>
+      <w:lvlJc w:val="left"/>
+      <w:pPr>
+        <w:ind w:left="2160" w:hanging="360"/>
+      </w:pPr>
+      <w:rPr>
+        <w:rFonts w:ascii="Wingdings" w:hAnsi="Wingdings" w:hint="default"/>
+      </w:rPr>
+    </w:lvl>
+    <w:lvl w:ilvl="3" w:tplc="04090001" w:tentative="1">
+      <w:start w:val="1"/>
+      <w:numFmt w:val="bullet"/>
+      <w:lvlText w:val=""/>
+      <w:lvlJc w:val="left"/>
+      <w:pPr>
+        <w:ind w:left="2880" w:hanging="360"/>
+      </w:pPr>
+      <w:rPr>
+        <w:rFonts w:ascii="Symbol" w:hAnsi="Symbol" w:hint="default"/>
+      </w:rPr>
+    </w:lvl>
+    <w:lvl w:ilvl="4" w:tplc="04090003" w:tentative="1">
+      <w:start w:val="1"/>
+      <w:numFmt w:val="bullet"/>
+      <w:lvlText w:val="o"/>
+      <w:lvlJc w:val="left"/>
+      <w:pPr>
+        <w:ind w:left="3600" w:hanging="360"/>
+      </w:pPr>
+      <w:rPr>
+        <w:rFonts w:ascii="Courier New" w:hAnsi="Courier New" w:cs="Courier New" w:hint="default"/>
+      </w:rPr>
+    </w:lvl>
+    <w:lvl w:ilvl="5" w:tplc="04090005" w:tentative="1">
+      <w:start w:val="1"/>
+      <w:numFmt w:val="bullet"/>
+      <w:lvlText w:val=""/>
+      <w:lvlJc w:val="left"/>
+      <w:pPr>
+        <w:ind w:left="4320" w:hanging="360"/>
+      </w:pPr>
+      <w:rPr>
+        <w:rFonts w:ascii="Wingdings" w:hAnsi="Wingdings" w:hint="default"/>
+      </w:rPr>
+    </w:lvl>
+    <w:lvl w:ilvl="6" w:tplc="04090001" w:tentative="1">
+      <w:start w:val="1"/>
+      <w:numFmt w:val="bullet"/>
+      <w:lvlText w:val=""/>
+      <w:lvlJc w:val="left"/>
+      <w:pPr>
+        <w:ind w:left="5040" w:hanging="360"/>
+      </w:pPr>
+      <w:rPr>
+        <w:rFonts w:ascii="Symbol" w:hAnsi="Symbol" w:hint="default"/>
+      </w:rPr>
+    </w:lvl>
+    <w:lvl w:ilvl="7" w:tplc="04090003" w:tentative="1">
+      <w:start w:val="1"/>
+      <w:numFmt w:val="bullet"/>
+      <w:lvlText w:val="o"/>
+      <w:lvlJc w:val="left"/>
+      <w:pPr>
+        <w:ind w:left="5760" w:hanging="360"/>
+      </w:pPr>
+      <w:rPr>
+        <w:rFonts w:ascii="Courier New" w:hAnsi="Courier New" w:cs="Courier New" w:hint="default"/>
+      </w:rPr>
+    </w:lvl>
+    <w:lvl w:ilvl="8" w:tplc="04090005" w:tentative="1">
+      <w:start w:val="1"/>
+      <w:numFmt w:val="bullet"/>
+      <w:lvlText w:val=""/>
+      <w:lvlJc w:val="left"/>
+      <w:pPr>
+        <w:ind w:left="6480" w:hanging="360"/>
+      </w:pPr>
+      <w:rPr>
+        <w:rFonts w:ascii="Wingdings" w:hAnsi="Wingdings" w:hint="default"/>
+      </w:rPr>
+    </w:lvl>
+  </w:abstractNum>
+  <w:abstractNum w:abstractNumId="2" w15:restartNumberingAfterBreak="0">
+    <w:nsid w:val="2CDF2F7B"/>
+    <w:multiLevelType w:val="hybridMultilevel"/>
+    <w:tmpl w:val="83B09A06"/>
+    <w:lvl w:ilvl="0" w:tplc="04090001">
+      <w:start w:val="1"/>
+      <w:numFmt w:val="bullet"/>
+      <w:lvlText w:val=""/>
+      <w:lvlJc w:val="left"/>
+      <w:pPr>
+        <w:ind w:left="720" w:hanging="360"/>
+      </w:pPr>
+      <w:rPr>
+        <w:rFonts w:ascii="Symbol" w:hAnsi="Symbol" w:hint="default"/>
+      </w:rPr>
+    </w:lvl>
+    <w:lvl w:ilvl="1" w:tplc="04090003" w:tentative="1">
+      <w:start w:val="1"/>
+      <w:numFmt w:val="bullet"/>
+      <w:lvlText w:val="o"/>
+      <w:lvlJc w:val="left"/>
+      <w:pPr>
+        <w:ind w:left="1440" w:hanging="360"/>
+      </w:pPr>
+      <w:rPr>
+        <w:rFonts w:ascii="Courier New" w:hAnsi="Courier New" w:cs="Courier New" w:hint="default"/>
+      </w:rPr>
+    </w:lvl>
+    <w:lvl w:ilvl="2" w:tplc="04090005" w:tentative="1">
+      <w:start w:val="1"/>
+      <w:numFmt w:val="bullet"/>
+      <w:lvlText w:val=""/>
+      <w:lvlJc w:val="left"/>
+      <w:pPr>
+        <w:ind w:left="2160" w:hanging="360"/>
+      </w:pPr>
+      <w:rPr>
+        <w:rFonts w:ascii="Wingdings" w:hAnsi="Wingdings" w:hint="default"/>
+      </w:rPr>
+    </w:lvl>
+    <w:lvl w:ilvl="3" w:tplc="04090001" w:tentative="1">
+      <w:start w:val="1"/>
+      <w:numFmt w:val="bullet"/>
+      <w:lvlText w:val=""/>
+      <w:lvlJc w:val="left"/>
+      <w:pPr>
+        <w:ind w:left="2880" w:hanging="360"/>
+      </w:pPr>
+      <w:rPr>
+        <w:rFonts w:ascii="Symbol" w:hAnsi="Symbol" w:hint="default"/>
+      </w:rPr>
+    </w:lvl>
+    <w:lvl w:ilvl="4" w:tplc="04090003" w:tentative="1">
+      <w:start w:val="1"/>
+      <w:numFmt w:val="bullet"/>
+      <w:lvlText w:val="o"/>
+      <w:lvlJc w:val="left"/>
+      <w:pPr>
+        <w:ind w:left="3600" w:hanging="360"/>
+      </w:pPr>
+      <w:rPr>
+        <w:rFonts w:ascii="Courier New" w:hAnsi="Courier New" w:cs="Courier New" w:hint="default"/>
+      </w:rPr>
+    </w:lvl>
+    <w:lvl w:ilvl="5" w:tplc="04090005" w:tentative="1">
+      <w:start w:val="1"/>
+      <w:numFmt w:val="bullet"/>
+      <w:lvlText w:val=""/>
+      <w:lvlJc w:val="left"/>
+      <w:pPr>
+        <w:ind w:left="4320" w:hanging="360"/>
+      </w:pPr>
+      <w:rPr>
+        <w:rFonts w:ascii="Wingdings" w:hAnsi="Wingdings" w:hint="default"/>
+      </w:rPr>
+    </w:lvl>
+    <w:lvl w:ilvl="6" w:tplc="04090001" w:tentative="1">
+      <w:start w:val="1"/>
+      <w:numFmt w:val="bullet"/>
+      <w:lvlText w:val=""/>
+      <w:lvlJc w:val="left"/>
+      <w:pPr>
+        <w:ind w:left="5040" w:hanging="360"/>
+      </w:pPr>
+      <w:rPr>
+        <w:rFonts w:ascii="Symbol" w:hAnsi="Symbol" w:hint="default"/>
+      </w:rPr>
+    </w:lvl>
+    <w:lvl w:ilvl="7" w:tplc="04090003" w:tentative="1">
+      <w:start w:val="1"/>
+      <w:numFmt w:val="bullet"/>
+      <w:lvlText w:val="o"/>
+      <w:lvlJc w:val="left"/>
+      <w:pPr>
+        <w:ind w:left="5760" w:hanging="360"/>
+      </w:pPr>
+      <w:rPr>
+        <w:rFonts w:ascii="Courier New" w:hAnsi="Courier New" w:cs="Courier New" w:hint="default"/>
+      </w:rPr>
+    </w:lvl>
+    <w:lvl w:ilvl="8" w:tplc="04090005" w:tentative="1">
+      <w:start w:val="1"/>
+      <w:numFmt w:val="bullet"/>
+      <w:lvlText w:val=""/>
+      <w:lvlJc w:val="left"/>
+      <w:pPr>
+        <w:ind w:left="6480" w:hanging="360"/>
+      </w:pPr>
+      <w:rPr>
+        <w:rFonts w:ascii="Wingdings" w:hAnsi="Wingdings" w:hint="default"/>
+      </w:rPr>
+    </w:lvl>
+  </w:abstractNum>
+  <w:abstractNum w:abstractNumId="3" w15:restartNumberingAfterBreak="0">
+    <w:nsid w:val="2D014474"/>
+    <w:multiLevelType w:val="hybridMultilevel"/>
+    <w:tmpl w:val="90A2FFA4"/>
+    <w:lvl w:ilvl="0" w:tplc="04090001">
+      <w:start w:val="1"/>
+      <w:numFmt w:val="bullet"/>
+      <w:lvlText w:val=""/>
+      <w:lvlJc w:val="left"/>
+      <w:pPr>
+        <w:ind w:left="720" w:hanging="360"/>
+      </w:pPr>
+      <w:rPr>
+        <w:rFonts w:ascii="Symbol" w:hAnsi="Symbol" w:hint="default"/>
+      </w:rPr>
+    </w:lvl>
+    <w:lvl w:ilvl="1" w:tplc="04090003" w:tentative="1">
+      <w:start w:val="1"/>
+      <w:numFmt w:val="bullet"/>
+      <w:lvlText w:val="o"/>
+      <w:lvlJc w:val="left"/>
+      <w:pPr>
+        <w:ind w:left="1440" w:hanging="360"/>
+      </w:pPr>
+      <w:rPr>
+        <w:rFonts w:ascii="Courier New" w:hAnsi="Courier New" w:cs="Courier New" w:hint="default"/>
+      </w:rPr>
+    </w:lvl>
+    <w:lvl w:ilvl="2" w:tplc="04090005" w:tentative="1">
+      <w:start w:val="1"/>
+      <w:numFmt w:val="bullet"/>
+      <w:lvlText w:val=""/>
+      <w:lvlJc w:val="left"/>
+      <w:pPr>
+        <w:ind w:left="2160" w:hanging="360"/>
+      </w:pPr>
+      <w:rPr>
+        <w:rFonts w:ascii="Wingdings" w:hAnsi="Wingdings" w:hint="default"/>
+      </w:rPr>
+    </w:lvl>
+    <w:lvl w:ilvl="3" w:tplc="04090001" w:tentative="1">
+      <w:start w:val="1"/>
+      <w:numFmt w:val="bullet"/>
+      <w:lvlText w:val=""/>
+      <w:lvlJc w:val="left"/>
+      <w:pPr>
+        <w:ind w:left="2880" w:hanging="360"/>
+      </w:pPr>
+      <w:rPr>
+        <w:rFonts w:ascii="Symbol" w:hAnsi="Symbol" w:hint="default"/>
+      </w:rPr>
+    </w:lvl>
+    <w:lvl w:ilvl="4" w:tplc="04090003" w:tentative="1">
+      <w:start w:val="1"/>
+      <w:numFmt w:val="bullet"/>
+      <w:lvlText w:val="o"/>
+      <w:lvlJc w:val="left"/>
+      <w:pPr>
+        <w:ind w:left="3600" w:hanging="360"/>
+      </w:pPr>
+      <w:rPr>
+        <w:rFonts w:ascii="Courier New" w:hAnsi="Courier New" w:cs="Courier New" w:hint="default"/>
+      </w:rPr>
+    </w:lvl>
+    <w:lvl w:ilvl="5" w:tplc="04090005" w:tentative="1">
+      <w:start w:val="1"/>
+      <w:numFmt w:val="bullet"/>
+      <w:lvlText w:val=""/>
+      <w:lvlJc w:val="left"/>
+      <w:pPr>
+        <w:ind w:left="4320" w:hanging="360"/>
+      </w:pPr>
+      <w:rPr>
+        <w:rFonts w:ascii="Wingdings" w:hAnsi="Wingdings" w:hint="default"/>
+      </w:rPr>
+    </w:lvl>
+    <w:lvl w:ilvl="6" w:tplc="04090001" w:tentative="1">
+      <w:start w:val="1"/>
+      <w:numFmt w:val="bullet"/>
+      <w:lvlText w:val=""/>
+      <w:lvlJc w:val="left"/>
+      <w:pPr>
+        <w:ind w:left="5040" w:hanging="360"/>
+      </w:pPr>
+      <w:rPr>
+        <w:rFonts w:ascii="Symbol" w:hAnsi="Symbol" w:hint="default"/>
+      </w:rPr>
+    </w:lvl>
+    <w:lvl w:ilvl="7" w:tplc="04090003" w:tentative="1">
+      <w:start w:val="1"/>
+      <w:numFmt w:val="bullet"/>
+      <w:lvlText w:val="o"/>
+      <w:lvlJc w:val="left"/>
+      <w:pPr>
+        <w:ind w:left="5760" w:hanging="360"/>
+      </w:pPr>
+      <w:rPr>
+        <w:rFonts w:ascii="Courier New" w:hAnsi="Courier New" w:cs="Courier New" w:hint="default"/>
+      </w:rPr>
+    </w:lvl>
+    <w:lvl w:ilvl="8" w:tplc="04090005" w:tentative="1">
+      <w:start w:val="1"/>
+      <w:numFmt w:val="bullet"/>
+      <w:lvlText w:val=""/>
+      <w:lvlJc w:val="left"/>
+      <w:pPr>
+        <w:ind w:left="6480" w:hanging="360"/>
+      </w:pPr>
+      <w:rPr>
+        <w:rFonts w:ascii="Wingdings" w:hAnsi="Wingdings" w:hint="default"/>
+      </w:rPr>
+    </w:lvl>
+  </w:abstractNum>
+  <w:abstractNum w:abstractNumId="4" w15:restartNumberingAfterBreak="0">
     <w:nsid w:val="3AB14C61"/>
     <w:multiLevelType w:val="hybridMultilevel"/>
     <w:tmpl w:val="E118EAEA"/>
@@ -895,11 +1880,136 @@
       </w:rPr>
     </w:lvl>
   </w:abstractNum>
+  <w:abstractNum w:abstractNumId="5" w15:restartNumberingAfterBreak="0">
+    <w:nsid w:val="5AB05A75"/>
+    <w:multiLevelType w:val="hybridMultilevel"/>
+    <w:tmpl w:val="EFCE7664"/>
+    <w:lvl w:ilvl="0" w:tplc="04090001">
+      <w:start w:val="1"/>
+      <w:numFmt w:val="bullet"/>
+      <w:lvlText w:val=""/>
+      <w:lvlJc w:val="left"/>
+      <w:pPr>
+        <w:ind w:left="720" w:hanging="360"/>
+      </w:pPr>
+      <w:rPr>
+        <w:rFonts w:ascii="Symbol" w:hAnsi="Symbol" w:hint="default"/>
+      </w:rPr>
+    </w:lvl>
+    <w:lvl w:ilvl="1" w:tplc="04090003" w:tentative="1">
+      <w:start w:val="1"/>
+      <w:numFmt w:val="bullet"/>
+      <w:lvlText w:val="o"/>
+      <w:lvlJc w:val="left"/>
+      <w:pPr>
+        <w:ind w:left="1440" w:hanging="360"/>
+      </w:pPr>
+      <w:rPr>
+        <w:rFonts w:ascii="Courier New" w:hAnsi="Courier New" w:cs="Courier New" w:hint="default"/>
+      </w:rPr>
+    </w:lvl>
+    <w:lvl w:ilvl="2" w:tplc="04090005" w:tentative="1">
+      <w:start w:val="1"/>
+      <w:numFmt w:val="bullet"/>
+      <w:lvlText w:val=""/>
+      <w:lvlJc w:val="left"/>
+      <w:pPr>
+        <w:ind w:left="2160" w:hanging="360"/>
+      </w:pPr>
+      <w:rPr>
+        <w:rFonts w:ascii="Wingdings" w:hAnsi="Wingdings" w:hint="default"/>
+      </w:rPr>
+    </w:lvl>
+    <w:lvl w:ilvl="3" w:tplc="04090001" w:tentative="1">
+      <w:start w:val="1"/>
+      <w:numFmt w:val="bullet"/>
+      <w:lvlText w:val=""/>
+      <w:lvlJc w:val="left"/>
+      <w:pPr>
+        <w:ind w:left="2880" w:hanging="360"/>
+      </w:pPr>
+      <w:rPr>
+        <w:rFonts w:ascii="Symbol" w:hAnsi="Symbol" w:hint="default"/>
+      </w:rPr>
+    </w:lvl>
+    <w:lvl w:ilvl="4" w:tplc="04090003" w:tentative="1">
+      <w:start w:val="1"/>
+      <w:numFmt w:val="bullet"/>
+      <w:lvlText w:val="o"/>
+      <w:lvlJc w:val="left"/>
+      <w:pPr>
+        <w:ind w:left="3600" w:hanging="360"/>
+      </w:pPr>
+      <w:rPr>
+        <w:rFonts w:ascii="Courier New" w:hAnsi="Courier New" w:cs="Courier New" w:hint="default"/>
+      </w:rPr>
+    </w:lvl>
+    <w:lvl w:ilvl="5" w:tplc="04090005" w:tentative="1">
+      <w:start w:val="1"/>
+      <w:numFmt w:val="bullet"/>
+      <w:lvlText w:val=""/>
+      <w:lvlJc w:val="left"/>
+      <w:pPr>
+        <w:ind w:left="4320" w:hanging="360"/>
+      </w:pPr>
+      <w:rPr>
+        <w:rFonts w:ascii="Wingdings" w:hAnsi="Wingdings" w:hint="default"/>
+      </w:rPr>
+    </w:lvl>
+    <w:lvl w:ilvl="6" w:tplc="04090001" w:tentative="1">
+      <w:start w:val="1"/>
+      <w:numFmt w:val="bullet"/>
+      <w:lvlText w:val=""/>
+      <w:lvlJc w:val="left"/>
+      <w:pPr>
+        <w:ind w:left="5040" w:hanging="360"/>
+      </w:pPr>
+      <w:rPr>
+        <w:rFonts w:ascii="Symbol" w:hAnsi="Symbol" w:hint="default"/>
+      </w:rPr>
+    </w:lvl>
+    <w:lvl w:ilvl="7" w:tplc="04090003" w:tentative="1">
+      <w:start w:val="1"/>
+      <w:numFmt w:val="bullet"/>
+      <w:lvlText w:val="o"/>
+      <w:lvlJc w:val="left"/>
+      <w:pPr>
+        <w:ind w:left="5760" w:hanging="360"/>
+      </w:pPr>
+      <w:rPr>
+        <w:rFonts w:ascii="Courier New" w:hAnsi="Courier New" w:cs="Courier New" w:hint="default"/>
+      </w:rPr>
+    </w:lvl>
+    <w:lvl w:ilvl="8" w:tplc="04090005" w:tentative="1">
+      <w:start w:val="1"/>
+      <w:numFmt w:val="bullet"/>
+      <w:lvlText w:val=""/>
+      <w:lvlJc w:val="left"/>
+      <w:pPr>
+        <w:ind w:left="6480" w:hanging="360"/>
+      </w:pPr>
+      <w:rPr>
+        <w:rFonts w:ascii="Wingdings" w:hAnsi="Wingdings" w:hint="default"/>
+      </w:rPr>
+    </w:lvl>
+  </w:abstractNum>
   <w:num w:numId="1" w16cid:durableId="1203640870">
-    <w:abstractNumId w:val="1"/>
+    <w:abstractNumId w:val="4"/>
   </w:num>
   <w:num w:numId="2" w16cid:durableId="283390146">
     <w:abstractNumId w:val="0"/>
+  </w:num>
+  <w:num w:numId="3" w16cid:durableId="1720089378">
+    <w:abstractNumId w:val="1"/>
+  </w:num>
+  <w:num w:numId="4" w16cid:durableId="1011100762">
+    <w:abstractNumId w:val="2"/>
+  </w:num>
+  <w:num w:numId="5" w16cid:durableId="415438043">
+    <w:abstractNumId w:val="5"/>
+  </w:num>
+  <w:num w:numId="6" w16cid:durableId="802040728">
+    <w:abstractNumId w:val="3"/>
   </w:num>
 </w:numbering>
 </file>
@@ -1297,7 +2407,7 @@
   <w:style w:type="paragraph" w:default="1" w:styleId="Normal">
     <w:name w:val="Normal"/>
     <w:qFormat/>
-    <w:rsid w:val="00681F32"/>
+    <w:rsid w:val="00E5377C"/>
     <w:pPr>
       <w:spacing w:before="40"/>
     </w:pPr>
@@ -1351,7 +2461,6 @@
   <w:style w:type="character" w:default="1" w:styleId="DefaultParagraphFont">
     <w:name w:val="Default Paragraph Font"/>
     <w:uiPriority w:val="1"/>
-    <w:semiHidden/>
     <w:unhideWhenUsed/>
   </w:style>
   <w:style w:type="table" w:default="1" w:styleId="TableNormal">
@@ -1379,7 +2488,6 @@
     <w:name w:val="List Paragraph"/>
     <w:basedOn w:val="Normal"/>
     <w:uiPriority w:val="34"/>
-    <w:semiHidden/>
     <w:qFormat/>
     <w:rsid w:val="000A5CD0"/>
     <w:pPr>
@@ -1796,37 +2904,15 @@
 </file>
 
 <file path=customXml/item1.xml><?xml version="1.0" encoding="utf-8"?>
-<p:properties xmlns:p="http://schemas.microsoft.com/office/2006/metadata/properties" xmlns:xsi="http://www.w3.org/2001/XMLSchema-instance" xmlns:pc="http://schemas.microsoft.com/office/infopath/2007/PartnerControls">
-  <documentManagement>
-    <_ip_UnifiedCompliancePolicyUIAction xmlns="http://schemas.microsoft.com/sharepoint/v3" xsi:nil="true"/>
-    <_ip_UnifiedCompliancePolicyProperties xmlns="http://schemas.microsoft.com/sharepoint/v3" xsi:nil="true"/>
-    <TaxCatchAll xmlns="230e9df3-be65-4c73-a93b-d1236ebd677e" xsi:nil="true"/>
-    <ImageTagsTaxHTField xmlns="71af3243-3dd4-4a8d-8c0d-dd76da1f02a5">
-      <Terms xmlns="http://schemas.microsoft.com/office/infopath/2007/PartnerControls"/>
-    </ImageTagsTaxHTField>
-    <Image xmlns="71af3243-3dd4-4a8d-8c0d-dd76da1f02a5">
-      <Url xsi:nil="true"/>
-      <Description xsi:nil="true"/>
-    </Image>
-    <Status xmlns="71af3243-3dd4-4a8d-8c0d-dd76da1f02a5">Not started</Status>
-    <Background xmlns="71af3243-3dd4-4a8d-8c0d-dd76da1f02a5">false</Background>
-    <MediaServiceKeyPoints xmlns="71af3243-3dd4-4a8d-8c0d-dd76da1f02a5" xsi:nil="true"/>
-    <SharedWithUsers xmlns="16c05727-aa75-4e4a-9b5f-8a80a1165891">
-      <UserInfo>
-        <DisplayName/>
-        <AccountId xsi:nil="true"/>
-        <AccountType/>
-      </UserInfo>
-    </SharedWithUsers>
-  </documentManagement>
-</p:properties>
+<?mso-contentType ?>
+<FormTemplates xmlns="http://schemas.microsoft.com/sharepoint/v3/contenttype/forms">
+  <Display>DocumentLibraryForm</Display>
+  <Edit>DocumentLibraryForm</Edit>
+  <New>DocumentLibraryForm</New>
+</FormTemplates>
 </file>
 
 <file path=customXml/item2.xml><?xml version="1.0" encoding="utf-8"?>
-<b:Sources xmlns:b="http://schemas.openxmlformats.org/officeDocument/2006/bibliography" xmlns="http://schemas.openxmlformats.org/officeDocument/2006/bibliography" SelectedStyle="/APASixthEditionOfficeOnline.xsl" StyleName="APA" Version="6"/>
-</file>
-
-<file path=customXml/item3.xml><?xml version="1.0" encoding="utf-8"?>
 <ct:contentTypeSchema xmlns:ct="http://schemas.microsoft.com/office/2006/metadata/contentType" xmlns:ma="http://schemas.microsoft.com/office/2006/metadata/properties/metaAttributes" ct:_="" ma:_="" ma:contentTypeName="Document" ma:contentTypeID="0x01010079F111ED35F8CC479449609E8A0923A6" ma:contentTypeVersion="30" ma:contentTypeDescription="Create a new document." ma:contentTypeScope="" ma:versionID="cec0622158e8f13124e9e8fd4de31bd1">
   <xsd:schema xmlns:xsd="http://www.w3.org/2001/XMLSchema" xmlns:xs="http://www.w3.org/2001/XMLSchema" xmlns:p="http://schemas.microsoft.com/office/2006/metadata/properties" xmlns:ns1="http://schemas.microsoft.com/sharepoint/v3" xmlns:ns2="71af3243-3dd4-4a8d-8c0d-dd76da1f02a5" xmlns:ns3="16c05727-aa75-4e4a-9b5f-8a80a1165891" xmlns:ns4="230e9df3-be65-4c73-a93b-d1236ebd677e" targetNamespace="http://schemas.microsoft.com/office/2006/metadata/properties" ma:root="true" ma:fieldsID="3b52f30ab005d15df08657af532e6e38" ns1:_="" ns2:_="" ns3:_="" ns4:_="">
     <xsd:import namespace="http://schemas.microsoft.com/sharepoint/v3"/>
@@ -2144,37 +3230,46 @@
 </ct:contentTypeSchema>
 </file>
 
+<file path=customXml/item3.xml><?xml version="1.0" encoding="utf-8"?>
+<b:Sources xmlns:b="http://schemas.openxmlformats.org/officeDocument/2006/bibliography" xmlns="http://schemas.openxmlformats.org/officeDocument/2006/bibliography" SelectedStyle="/APASixthEditionOfficeOnline.xsl" StyleName="APA" Version="6"/>
+</file>
+
 <file path=customXml/item4.xml><?xml version="1.0" encoding="utf-8"?>
-<?mso-contentType ?>
-<FormTemplates xmlns="http://schemas.microsoft.com/sharepoint/v3/contenttype/forms">
-  <Display>DocumentLibraryForm</Display>
-  <Edit>DocumentLibraryForm</Edit>
-  <New>DocumentLibraryForm</New>
-</FormTemplates>
+<p:properties xmlns:p="http://schemas.microsoft.com/office/2006/metadata/properties" xmlns:xsi="http://www.w3.org/2001/XMLSchema-instance" xmlns:pc="http://schemas.microsoft.com/office/infopath/2007/PartnerControls">
+  <documentManagement>
+    <_ip_UnifiedCompliancePolicyUIAction xmlns="http://schemas.microsoft.com/sharepoint/v3" xsi:nil="true"/>
+    <_ip_UnifiedCompliancePolicyProperties xmlns="http://schemas.microsoft.com/sharepoint/v3" xsi:nil="true"/>
+    <TaxCatchAll xmlns="230e9df3-be65-4c73-a93b-d1236ebd677e" xsi:nil="true"/>
+    <ImageTagsTaxHTField xmlns="71af3243-3dd4-4a8d-8c0d-dd76da1f02a5">
+      <Terms xmlns="http://schemas.microsoft.com/office/infopath/2007/PartnerControls"/>
+    </ImageTagsTaxHTField>
+    <Image xmlns="71af3243-3dd4-4a8d-8c0d-dd76da1f02a5">
+      <Url xsi:nil="true"/>
+      <Description xsi:nil="true"/>
+    </Image>
+    <Status xmlns="71af3243-3dd4-4a8d-8c0d-dd76da1f02a5">Not started</Status>
+    <Background xmlns="71af3243-3dd4-4a8d-8c0d-dd76da1f02a5">false</Background>
+    <MediaServiceKeyPoints xmlns="71af3243-3dd4-4a8d-8c0d-dd76da1f02a5" xsi:nil="true"/>
+    <SharedWithUsers xmlns="16c05727-aa75-4e4a-9b5f-8a80a1165891">
+      <UserInfo>
+        <DisplayName/>
+        <AccountId xsi:nil="true"/>
+        <AccountType/>
+      </UserInfo>
+    </SharedWithUsers>
+  </documentManagement>
+</p:properties>
 </file>
 
 <file path=customXml/itemProps1.xml><?xml version="1.0" encoding="utf-8"?>
-<ds:datastoreItem xmlns:ds="http://schemas.openxmlformats.org/officeDocument/2006/customXml" ds:itemID="{B0DABF2B-545D-49E1-AB80-039B21EE4E27}">
+<ds:datastoreItem xmlns:ds="http://schemas.openxmlformats.org/officeDocument/2006/customXml" ds:itemID="{80C97E1B-B454-4DED-B1F3-34450391BFC8}">
   <ds:schemaRefs>
-    <ds:schemaRef ds:uri="http://schemas.microsoft.com/office/2006/metadata/properties"/>
-    <ds:schemaRef ds:uri="http://schemas.microsoft.com/office/infopath/2007/PartnerControls"/>
-    <ds:schemaRef ds:uri="http://schemas.microsoft.com/sharepoint/v3"/>
-    <ds:schemaRef ds:uri="230e9df3-be65-4c73-a93b-d1236ebd677e"/>
-    <ds:schemaRef ds:uri="71af3243-3dd4-4a8d-8c0d-dd76da1f02a5"/>
-    <ds:schemaRef ds:uri="16c05727-aa75-4e4a-9b5f-8a80a1165891"/>
+    <ds:schemaRef ds:uri="http://schemas.microsoft.com/sharepoint/v3/contenttype/forms"/>
   </ds:schemaRefs>
 </ds:datastoreItem>
 </file>
 
 <file path=customXml/itemProps2.xml><?xml version="1.0" encoding="utf-8"?>
-<ds:datastoreItem xmlns:ds="http://schemas.openxmlformats.org/officeDocument/2006/customXml" ds:itemID="{50C72F2C-7F12-CD49-83C5-6C402A54E798}">
-  <ds:schemaRefs>
-    <ds:schemaRef ds:uri="http://schemas.openxmlformats.org/officeDocument/2006/bibliography"/>
-  </ds:schemaRefs>
-</ds:datastoreItem>
-</file>
-
-<file path=customXml/itemProps3.xml><?xml version="1.0" encoding="utf-8"?>
 <ds:datastoreItem xmlns:ds="http://schemas.openxmlformats.org/officeDocument/2006/customXml" ds:itemID="{C8926C82-C580-4C96-8DDE-44DD30CAB6EC}">
   <ds:schemaRefs>
     <ds:schemaRef ds:uri="http://schemas.microsoft.com/office/2006/metadata/contentType"/>
@@ -2195,10 +3290,23 @@
 </ds:datastoreItem>
 </file>
 
+<file path=customXml/itemProps3.xml><?xml version="1.0" encoding="utf-8"?>
+<ds:datastoreItem xmlns:ds="http://schemas.openxmlformats.org/officeDocument/2006/customXml" ds:itemID="{50C72F2C-7F12-CD49-83C5-6C402A54E798}">
+  <ds:schemaRefs>
+    <ds:schemaRef ds:uri="http://schemas.openxmlformats.org/officeDocument/2006/bibliography"/>
+  </ds:schemaRefs>
+</ds:datastoreItem>
+</file>
+
 <file path=customXml/itemProps4.xml><?xml version="1.0" encoding="utf-8"?>
-<ds:datastoreItem xmlns:ds="http://schemas.openxmlformats.org/officeDocument/2006/customXml" ds:itemID="{80C97E1B-B454-4DED-B1F3-34450391BFC8}">
+<ds:datastoreItem xmlns:ds="http://schemas.openxmlformats.org/officeDocument/2006/customXml" ds:itemID="{B0DABF2B-545D-49E1-AB80-039B21EE4E27}">
   <ds:schemaRefs>
-    <ds:schemaRef ds:uri="http://schemas.microsoft.com/sharepoint/v3/contenttype/forms"/>
+    <ds:schemaRef ds:uri="http://schemas.microsoft.com/office/2006/metadata/properties"/>
+    <ds:schemaRef ds:uri="http://schemas.microsoft.com/office/infopath/2007/PartnerControls"/>
+    <ds:schemaRef ds:uri="http://schemas.microsoft.com/sharepoint/v3"/>
+    <ds:schemaRef ds:uri="230e9df3-be65-4c73-a93b-d1236ebd677e"/>
+    <ds:schemaRef ds:uri="71af3243-3dd4-4a8d-8c0d-dd76da1f02a5"/>
+    <ds:schemaRef ds:uri="16c05727-aa75-4e4a-9b5f-8a80a1165891"/>
   </ds:schemaRefs>
 </ds:datastoreItem>
 </file>
